--- a/submission_files/results_in_engineering_upload_package/08_Research_Data_README.docx
+++ b/submission_files/results_in_engineering_upload_package/08_Research_Data_README.docx
@@ -43,7 +43,7 @@
     </w:p>
     <w:p>
       <w:r>
-        <w:t>RadioML2016.10A is used for public-benchmark validation. The raw dataset file is not redistributed in this repository. Users must obtain the dataset from the original provider and comply with its license terms.</w:t>
+        <w:t>RadioML2016.10A is used for public-benchmark validation. The raw dataset file is not redistributed in this repository. Users must obtain the dataset from the original provider or validated public mirror and comply with applicable license terms. The derived tables and figures are included for reproducibility.</w:t>
       </w:r>
     </w:p>
     <w:p>
